--- a/atelier/atelier_134.docx
+++ b/atelier/atelier_134.docx
@@ -474,7 +474,7 @@
                 <w:b w:val="false"/>
                 <w:bCs w:val="false"/>
               </w:rPr>
-              <w:t xml:space="preserve">SLA de review co-décidé (#133)</w:t>
+              <w:t xml:space="preserve">SLA de review co-décidé</w:t>
             </w:r>
           </w:p>
         </w:tc>
@@ -493,7 +493,7 @@
         <w:spacing w:after="120"/>
       </w:pPr>
       <w:r>
-        <w:t xml:space="preserve">Le SLA est posé (#133) : premier retour sous 24h, merge sous 48h. Mais un SLA qui repose sur la mémoire de chacun s’érode — un jour chargé, une MR passe sous le radar et dépasse le délai sans que personne ne s’en aperçoive. Le sujet de cet atelier est d’outiller le SLA par des rappels automatiques : une notification au reviewer (ou à la squad) quand une MR atteint 24h sans premier retour, et une escalade quand elle atteint 48h sans merge. La machine surveille le respect du SLA et alerte au bon moment, pour que personne n’ait à y penser. C’est ce qui transforme l’engagement du #133 en pratique tenue automatiquement — fidèle à la doctrine de la squad : l’outil détecte et alerte, l’humain agit.</w:t>
+        <w:t xml:space="preserve">Le SLA est posé : premier retour sous 24h, merge sous 48h. Mais un SLA qui repose sur la mémoire de chacun s’érode — un jour chargé, une MR passe sous le radar et dépasse le délai sans que personne ne s’en aperçoive. Le sujet de cet atelier est d’outiller le SLA par des rappels automatiques : une notification au reviewer (ou à la squad) quand une MR atteint 24h sans premier retour, et une escalade quand elle atteint 48h sans merge. La machine surveille le respect du SLA et alerte au bon moment, pour que personne n’ait à y penser. C’est ce qui transforme l’engagement du un SLA de review : 24h pour un retour, 48h pour merger en pratique tenue automatiquement — fidèle à la doctrine de la squad : l’outil détecte et alerte, l’humain agit.</w:t>
       </w:r>
     </w:p>
     <w:tbl>
@@ -546,7 +546,7 @@
               <w:spacing w:after="60"/>
             </w:pPr>
             <w:r>
-              <w:t xml:space="preserve">Les rappels automatiques sur les MR sont portés ici, par Q01, avec les seuils du SLA (24h/48h) — pas en H05. L’axe hygiène des MR (H05) y renvoie explicitement (renvoi #102) plutôt que de créer un système de rappels concurrent à 3 jours. Un seul système de rappels, adossé au SLA, pour ne pas envoyer de signaux contradictoires à la squad. Ces rappels servent les deux axes : ils accélèrent la review (Q01) ET, en empêchant les MR de stagner, ils préviennent l’abandon (H05).</w:t>
+              <w:t xml:space="preserve">Les rappels automatiques sur les MR sont portés ici, par Q01, avec les seuils du SLA (24h/48h) — pas en H05. L’axe hygiène des MR (H05) y renvoie explicitement (renvoi) plutôt que de créer un système de rappels concurrent à 3 jours. Un seul système de rappels, adossé au SLA, pour ne pas envoyer de signaux contradictoires à la squad. Ces rappels servent les deux axes : ils accélèrent la review (Q01) ET, en empêchant les MR de stagner, ils préviennent l’abandon (H05).</w:t>
             </w:r>
           </w:p>
         </w:tc>
@@ -660,7 +660,7 @@
                 <w:sz w:val="18"/>
                 <w:szCs w:val="18"/>
               </w:rPr>
-              <w:t xml:space="preserve">RAPPELS ADOSSÉS AU SLA (#133)</w:t>
+              <w:t xml:space="preserve">RAPPELS ADOSSÉS AU SLA</w:t>
             </w:r>
           </w:p>
           <w:p>
@@ -680,7 +680,7 @@
                 <w:sz w:val="18"/>
                 <w:szCs w:val="18"/>
               </w:rPr>
-              <w:t xml:space="preserve">  À 24h sans PREMIER RETOUR :</w:t>
+              <w:t xml:space="preserve"> À 24h sans PREMIER RETOUR :</w:t>
             </w:r>
           </w:p>
           <w:p>
@@ -690,7 +690,7 @@
                 <w:sz w:val="18"/>
                 <w:szCs w:val="18"/>
               </w:rPr>
-              <w:t xml:space="preserve">    -&gt; notifier le(s) reviewer(s) assigné(s)</w:t>
+              <w:t xml:space="preserve"> -&gt; notifier le(s) reviewer(s) assigné(s)</w:t>
             </w:r>
           </w:p>
           <w:p>
@@ -700,7 +700,7 @@
                 <w:sz w:val="18"/>
                 <w:szCs w:val="18"/>
               </w:rPr>
-              <w:t xml:space="preserve">       'MR #X ouverte depuis 24h, pas encore de retour'</w:t>
+              <w:t xml:space="preserve"> 'MR #X ouverte depuis 24h, pas encore de retour'</w:t>
             </w:r>
           </w:p>
           <w:p>
@@ -720,7 +720,7 @@
                 <w:sz w:val="18"/>
                 <w:szCs w:val="18"/>
               </w:rPr>
-              <w:t xml:space="preserve">  À 48h sans MERGE :</w:t>
+              <w:t xml:space="preserve"> À 48h sans MERGE :</w:t>
             </w:r>
           </w:p>
           <w:p>
@@ -730,7 +730,7 @@
                 <w:sz w:val="18"/>
                 <w:szCs w:val="18"/>
               </w:rPr>
-              <w:t xml:space="preserve">    -&gt; ESCALADE : notifier tech lead / canal squad</w:t>
+              <w:t xml:space="preserve"> -&gt; ESCALADE : notifier tech lead / canal squad</w:t>
             </w:r>
           </w:p>
           <w:p>
@@ -740,7 +740,7 @@
                 <w:sz w:val="18"/>
                 <w:szCs w:val="18"/>
               </w:rPr>
-              <w:t xml:space="preserve">       'MR #X dépasse le SLA de merge, blocage ?'</w:t>
+              <w:t xml:space="preserve"> 'MR #X dépasse le SLA de merge, blocage ?'</w:t>
             </w:r>
           </w:p>
           <w:p>
@@ -760,7 +760,7 @@
                 <w:sz w:val="18"/>
                 <w:szCs w:val="18"/>
               </w:rPr>
-              <w:t xml:space="preserve">  Canaux : Slack/Teams de la squad, ou notifications</w:t>
+              <w:t xml:space="preserve"> Canaux : Slack/Teams de la squad, ou notifications</w:t>
             </w:r>
           </w:p>
           <w:p>
@@ -770,7 +770,7 @@
                 <w:sz w:val="18"/>
                 <w:szCs w:val="18"/>
               </w:rPr>
-              <w:t xml:space="preserve">  GitLab, ou un job planifié qui scanne les MR ouvertes</w:t>
+              <w:t xml:space="preserve"> GitLab, ou un job planifié qui scanne les MR ouvertes</w:t>
             </w:r>
           </w:p>
           <w:p>
@@ -780,7 +780,7 @@
                 <w:sz w:val="18"/>
                 <w:szCs w:val="18"/>
               </w:rPr>
-              <w:t xml:space="preserve">  et poste les alertes.</w:t>
+              <w:t xml:space="preserve"> et poste les alertes.</w:t>
             </w:r>
           </w:p>
           <w:p>
@@ -800,7 +800,7 @@
                 <w:sz w:val="18"/>
                 <w:szCs w:val="18"/>
               </w:rPr>
-              <w:t xml:space="preserve">  L'outil ALERTE. L'humain review / débloque.</w:t>
+              <w:t xml:space="preserve"> L'outil ALERTE. L'humain review / débloque.</w:t>
             </w:r>
           </w:p>
         </w:tc>
@@ -816,7 +816,7 @@
         <w:spacing w:after="80"/>
       </w:pPr>
       <w:r>
-        <w:t xml:space="preserve">Adosser les rappels aux seuils du SLA : 24h pour le premier retour, 48h pour le merge — exactement les seuils du #133. Pas de seuil inventé : les rappels appliquent l’engagement déjà pris.</w:t>
+        <w:t xml:space="preserve">Adosser les rappels aux seuils du SLA : 24h pour le premier retour, 48h pour le merge — exactement les seuils du un SLA de review : 24h pour un retour, 48h pour merger. Pas de seuil inventé : les rappels appliquent l’engagement déjà pris.</w:t>
       </w:r>
     </w:p>
     <w:p>
@@ -871,7 +871,7 @@
         <w:spacing w:after="120"/>
       </w:pPr>
       <w:r>
-        <w:t xml:space="preserve">À la sortie, le SLA de review (#133) est outillé par des rappels automatiques : une notification au reviewer à 24h sans premier retour, une escalade à 48h sans merge, sur un canal que la squad voit. Le respect du SLA ne dépend plus de la mémoire de chacun — la machine surveille et alerte au bon moment, l’humain review ou débloque. Ces rappels, portés par Q01 (cible du renvoi H05-102), servent à la fois la vitesse (accélérer la review) et l’hygiène (prévenir l’abandon). La mesure Review time du hub progresse, soutenue par un système qui ne laisse plus une MR dormir.</w:t>
+        <w:t xml:space="preserve">À la sortie, le SLA de review est outillé par des rappels automatiques : une notification au reviewer à 24h sans premier retour, une escalade à 48h sans merge, sur un canal que la squad voit. Le respect du SLA ne dépend plus de la mémoire de chacun — la machine surveille et alerte au bon moment, l’humain review ou débloque. Ces rappels, portés par Q01 (cible du renvoi H05-102), servent à la fois la vitesse (accélérer la review) et l’hygiène (prévenir l’abandon). La mesure Review time du hub progresse, soutenue par un système qui ne laisse plus une MR dormir.</w:t>
       </w:r>
     </w:p>
     <w:p>
@@ -1147,7 +1147,7 @@
         <w:spacing w:after="120"/>
       </w:pPr>
       <w:r>
-        <w:t xml:space="preserve">Les rappels font tenir le SLA. La suite traite les cas où il ne suffit pas : #135 (les causes de lenteur — pourquoi des MR traînent malgré le SLA), #136 (l’analyse des exceptions — les MR qui dépassent et pourquoi). Côté hygiène, H05 s’appuie sur ces rappels (renvoi #102) plutôt que de les dédoubler.</w:t>
+        <w:t xml:space="preserve">Les rappels font tenir le SLA. La suite traite les cas où il ne suffit pas : (les causes de lenteur — pourquoi des MR traînent malgré le SLA), (l’analyse des exceptions — les MR qui dépassent et pourquoi). Côté hygiène, H05 s’appuie sur ces rappels (renvoi) plutôt que de les dédoubler.</w:t>
       </w:r>
     </w:p>
     <w:p>
